--- a/Documents/Resume/Resume - Peter Simmons - ATS.docx
+++ b/Documents/Resume/Resume - Peter Simmons - ATS.docx
@@ -40,11 +40,10 @@
       <w:r>
         <w:rPr>
           <w:rFonts w:ascii="Calibri" w:hAnsi="Calibri"/>
-          <w:b w:val="0"/>
           <w:color w:val="000000"/>
           <w:sz w:val="22"/>
         </w:rPr>
-        <w:t>Holly Springs, GA 30115  |  404-786-1683  |  peter.simmons.ga@gmail.com</w:t>
+        <w:t>Holly Springs, GA 30115  |  404-786-1683  |  peter.simmons.ga@gmail.com  |  linkedin.com/in/peter-simmons-3439a5</w:t>
       </w:r>
     </w:p>
     <w:p>
